--- a/book/method.docx
+++ b/book/method.docx
@@ -3,6 +3,746 @@
 <w:document xmlns:wpc="http://schemas.microsoft.com/office/word/2010/wordprocessingCanvas" xmlns:cx="http://schemas.microsoft.com/office/drawing/2014/chartex" xmlns:cx1="http://schemas.microsoft.com/office/drawing/2015/9/8/chartex" xmlns:cx2="http://schemas.microsoft.com/office/drawing/2015/10/21/chartex" xmlns:cx3="http://schemas.microsoft.com/office/drawing/2016/5/9/chartex" xmlns:cx4="http://schemas.microsoft.com/office/drawing/2016/5/10/chartex" xmlns:cx5="http://schemas.microsoft.com/office/drawing/2016/5/11/chartex" xmlns:cx6="http://schemas.microsoft.com/office/drawing/2016/5/12/chartex" xmlns:cx7="http://schemas.microsoft.com/office/drawing/2016/5/13/chartex" xmlns:cx8="http://schemas.microsoft.com/office/drawing/2016/5/14/chartex" xmlns:mc="http://schemas.openxmlformats.org/markup-compatibility/2006" xmlns:aink="http://schemas.microsoft.com/office/drawing/2016/ink" xmlns:am3d="http://schemas.microsoft.com/office/drawing/2017/model3d" xmlns:o="urn:schemas-microsoft-com:office:office" xmlns:r="http://schemas.openxmlformats.org/officeDocument/2006/relationships" xmlns:m="http://schemas.openxmlformats.org/officeDocument/2006/math" xmlns:v="urn:schemas-microsoft-com:vml" xmlns:wp14="http://schemas.microsoft.com/office/word/2010/wordprocessingDrawing" xmlns:wp="http://schemas.openxmlformats.org/drawingml/2006/wordprocessingDrawing" xmlns:w10="urn:schemas-microsoft-com:office:word" xmlns:w="http://schemas.openxmlformats.org/wordprocessingml/2006/main" xmlns:w14="http://schemas.microsoft.com/office/word/2010/wordml" xmlns:w15="http://schemas.microsoft.com/office/word/2012/wordml" xmlns:w16cex="http://schemas.microsoft.com/office/word/2018/wordml/cex" xmlns:w16cid="http://schemas.microsoft.com/office/word/2016/wordml/cid" xmlns:w16="http://schemas.microsoft.com/office/word/2018/wordml" xmlns:w16se="http://schemas.microsoft.com/office/word/2015/wordml/symex" xmlns:wpg="http://schemas.microsoft.com/office/word/2010/wordprocessingGroup" xmlns:wpi="http://schemas.microsoft.com/office/word/2010/wordprocessingInk" xmlns:wne="http://schemas.microsoft.com/office/word/2006/wordml" xmlns:wps="http://schemas.microsoft.com/office/word/2010/wordprocessingShape" mc:Ignorable="w14 w15 w16se w16cid w16 w16cex wp14">
   <w:body>
     <w:p>
+      <w:r>
+        <w:rPr>
+          <w:noProof/>
+        </w:rPr>
+        <mc:AlternateContent>
+          <mc:Choice Requires="wps">
+            <w:drawing>
+              <wp:anchor distT="45720" distB="45720" distL="114300" distR="114300" simplePos="0" relativeHeight="251677696" behindDoc="0" locked="0" layoutInCell="1" allowOverlap="1" wp14:anchorId="750315B8" wp14:editId="76A1F44C">
+                <wp:simplePos x="0" y="0"/>
+                <wp:positionH relativeFrom="margin">
+                  <wp:align>right</wp:align>
+                </wp:positionH>
+                <wp:positionV relativeFrom="paragraph">
+                  <wp:posOffset>5929630</wp:posOffset>
+                </wp:positionV>
+                <wp:extent cx="2505075" cy="404495"/>
+                <wp:effectExtent l="19050" t="19050" r="47625" b="33655"/>
+                <wp:wrapSquare wrapText="bothSides"/>
+                <wp:docPr id="13" name="Text Box 2"/>
+                <wp:cNvGraphicFramePr>
+                  <a:graphicFrameLocks xmlns:a="http://schemas.openxmlformats.org/drawingml/2006/main"/>
+                </wp:cNvGraphicFramePr>
+                <a:graphic xmlns:a="http://schemas.openxmlformats.org/drawingml/2006/main">
+                  <a:graphicData uri="http://schemas.microsoft.com/office/word/2010/wordprocessingShape">
+                    <wps:wsp>
+                      <wps:cNvSpPr txBox="1">
+                        <a:spLocks noChangeArrowheads="1"/>
+                      </wps:cNvSpPr>
+                      <wps:spPr bwMode="auto">
+                        <a:xfrm>
+                          <a:off x="0" y="0"/>
+                          <a:ext cx="2505075" cy="404495"/>
+                        </a:xfrm>
+                        <a:prstGeom prst="rect">
+                          <a:avLst/>
+                        </a:prstGeom>
+                        <a:solidFill>
+                          <a:srgbClr val="FFFFFF"/>
+                        </a:solidFill>
+                        <a:ln w="63500">
+                          <a:solidFill>
+                            <a:schemeClr val="accent1"/>
+                          </a:solidFill>
+                          <a:miter lim="800000"/>
+                          <a:headEnd/>
+                          <a:tailEnd/>
+                        </a:ln>
+                      </wps:spPr>
+                      <wps:txbx>
+                        <w:txbxContent>
+                          <w:p>
+                            <w:pPr>
+                              <w:rPr>
+                                <w:rFonts w:ascii="Times New Roman" w:hAnsi="Times New Roman" w:cs="Times New Roman"/>
+                                <w:sz w:val="32"/>
+                                <w:szCs w:val="32"/>
+                              </w:rPr>
+                            </w:pPr>
+                            <w:r>
+                              <w:rPr>
+                                <w:rFonts w:ascii="Times New Roman" w:hAnsi="Times New Roman" w:cs="Times New Roman"/>
+                                <w:sz w:val="32"/>
+                                <w:szCs w:val="32"/>
+                              </w:rPr>
+                              <w:t>Character Segmentation</w:t>
+                            </w:r>
+                          </w:p>
+                        </w:txbxContent>
+                      </wps:txbx>
+                      <wps:bodyPr rot="0" vert="horz" wrap="square" lIns="91440" tIns="45720" rIns="91440" bIns="45720" anchor="t" anchorCtr="0">
+                        <a:noAutofit/>
+                      </wps:bodyPr>
+                    </wps:wsp>
+                  </a:graphicData>
+                </a:graphic>
+                <wp14:sizeRelH relativeFrom="margin">
+                  <wp14:pctWidth>0</wp14:pctWidth>
+                </wp14:sizeRelH>
+                <wp14:sizeRelV relativeFrom="margin">
+                  <wp14:pctHeight>0</wp14:pctHeight>
+                </wp14:sizeRelV>
+              </wp:anchor>
+            </w:drawing>
+          </mc:Choice>
+          <mc:Fallback>
+            <w:pict>
+              <v:shapetype w14:anchorId="750315B8" id="_x0000_t202" coordsize="21600,21600" o:spt="202" path="m,l,21600r21600,l21600,xe">
+                <v:stroke joinstyle="miter"/>
+                <v:path gradientshapeok="t" o:connecttype="rect"/>
+              </v:shapetype>
+              <v:shape id="Text Box 2" o:spid="_x0000_s1026" type="#_x0000_t202" style="position:absolute;margin-left:146.05pt;margin-top:466.9pt;width:197.25pt;height:31.85pt;z-index:251677696;visibility:visible;mso-wrap-style:square;mso-width-percent:0;mso-height-percent:0;mso-wrap-distance-left:9pt;mso-wrap-distance-top:3.6pt;mso-wrap-distance-right:9pt;mso-wrap-distance-bottom:3.6pt;mso-position-horizontal:right;mso-position-horizontal-relative:margin;mso-position-vertical:absolute;mso-position-vertical-relative:text;mso-width-percent:0;mso-height-percent:0;mso-width-relative:margin;mso-height-relative:margin;v-text-anchor:top" o:gfxdata="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" strokecolor="#4472c4 [3204]" strokeweight="5pt">
+                <v:textbox>
+                  <w:txbxContent>
+                    <w:p>
+                      <w:pPr>
+                        <w:rPr>
+                          <w:rFonts w:ascii="Times New Roman" w:hAnsi="Times New Roman" w:cs="Times New Roman"/>
+                          <w:sz w:val="32"/>
+                          <w:szCs w:val="32"/>
+                        </w:rPr>
+                      </w:pPr>
+                      <w:r>
+                        <w:rPr>
+                          <w:rFonts w:ascii="Times New Roman" w:hAnsi="Times New Roman" w:cs="Times New Roman"/>
+                          <w:sz w:val="32"/>
+                          <w:szCs w:val="32"/>
+                        </w:rPr>
+                        <w:t>Character Segmentation</w:t>
+                      </w:r>
+                    </w:p>
+                  </w:txbxContent>
+                </v:textbox>
+                <w10:wrap type="square" anchorx="margin"/>
+              </v:shape>
+            </w:pict>
+          </mc:Fallback>
+        </mc:AlternateContent>
+      </w:r>
+      <w:r>
+        <w:rPr>
+          <w:noProof/>
+        </w:rPr>
+        <mc:AlternateContent>
+          <mc:Choice Requires="wps">
+            <w:drawing>
+              <wp:anchor distT="45720" distB="45720" distL="114300" distR="114300" simplePos="0" relativeHeight="251673600" behindDoc="0" locked="0" layoutInCell="1" allowOverlap="1" wp14:anchorId="292A6A38" wp14:editId="014C49FE">
+                <wp:simplePos x="0" y="0"/>
+                <wp:positionH relativeFrom="margin">
+                  <wp:align>right</wp:align>
+                </wp:positionH>
+                <wp:positionV relativeFrom="paragraph">
+                  <wp:posOffset>4168140</wp:posOffset>
+                </wp:positionV>
+                <wp:extent cx="2514600" cy="404495"/>
+                <wp:effectExtent l="19050" t="19050" r="38100" b="33655"/>
+                <wp:wrapSquare wrapText="bothSides"/>
+                <wp:docPr id="11" name="Text Box 2"/>
+                <wp:cNvGraphicFramePr>
+                  <a:graphicFrameLocks xmlns:a="http://schemas.openxmlformats.org/drawingml/2006/main"/>
+                </wp:cNvGraphicFramePr>
+                <a:graphic xmlns:a="http://schemas.openxmlformats.org/drawingml/2006/main">
+                  <a:graphicData uri="http://schemas.microsoft.com/office/word/2010/wordprocessingShape">
+                    <wps:wsp>
+                      <wps:cNvSpPr txBox="1">
+                        <a:spLocks noChangeArrowheads="1"/>
+                      </wps:cNvSpPr>
+                      <wps:spPr bwMode="auto">
+                        <a:xfrm>
+                          <a:off x="0" y="0"/>
+                          <a:ext cx="2514600" cy="404495"/>
+                        </a:xfrm>
+                        <a:prstGeom prst="rect">
+                          <a:avLst/>
+                        </a:prstGeom>
+                        <a:solidFill>
+                          <a:srgbClr val="FFFFFF"/>
+                        </a:solidFill>
+                        <a:ln w="63500">
+                          <a:solidFill>
+                            <a:schemeClr val="accent1"/>
+                          </a:solidFill>
+                          <a:miter lim="800000"/>
+                          <a:headEnd/>
+                          <a:tailEnd/>
+                        </a:ln>
+                      </wps:spPr>
+                      <wps:txbx>
+                        <w:txbxContent>
+                          <w:p>
+                            <w:pPr>
+                              <w:jc w:val="center"/>
+                              <w:rPr>
+                                <w:rFonts w:ascii="Times New Roman" w:hAnsi="Times New Roman" w:cs="Times New Roman"/>
+                                <w:sz w:val="32"/>
+                                <w:szCs w:val="32"/>
+                              </w:rPr>
+                            </w:pPr>
+                            <w:r>
+                              <w:rPr>
+                                <w:rFonts w:ascii="Times New Roman" w:hAnsi="Times New Roman" w:cs="Times New Roman"/>
+                                <w:sz w:val="32"/>
+                                <w:szCs w:val="32"/>
+                              </w:rPr>
+                              <w:t>Word</w:t>
+                            </w:r>
+                            <w:r>
+                              <w:rPr>
+                                <w:rFonts w:ascii="Times New Roman" w:hAnsi="Times New Roman" w:cs="Times New Roman"/>
+                                <w:sz w:val="32"/>
+                                <w:szCs w:val="32"/>
+                              </w:rPr>
+                              <w:t xml:space="preserve"> Segmentation</w:t>
+                            </w:r>
+                          </w:p>
+                        </w:txbxContent>
+                      </wps:txbx>
+                      <wps:bodyPr rot="0" vert="horz" wrap="square" lIns="91440" tIns="45720" rIns="91440" bIns="45720" anchor="t" anchorCtr="0">
+                        <a:noAutofit/>
+                      </wps:bodyPr>
+                    </wps:wsp>
+                  </a:graphicData>
+                </a:graphic>
+                <wp14:sizeRelH relativeFrom="margin">
+                  <wp14:pctWidth>0</wp14:pctWidth>
+                </wp14:sizeRelH>
+                <wp14:sizeRelV relativeFrom="margin">
+                  <wp14:pctHeight>0</wp14:pctHeight>
+                </wp14:sizeRelV>
+              </wp:anchor>
+            </w:drawing>
+          </mc:Choice>
+          <mc:Fallback>
+            <w:pict>
+              <v:shape w14:anchorId="292A6A38" id="_x0000_s1027" type="#_x0000_t202" style="position:absolute;margin-left:146.8pt;margin-top:328.2pt;width:198pt;height:31.85pt;z-index:251673600;visibility:visible;mso-wrap-style:square;mso-width-percent:0;mso-height-percent:0;mso-wrap-distance-left:9pt;mso-wrap-distance-top:3.6pt;mso-wrap-distance-right:9pt;mso-wrap-distance-bottom:3.6pt;mso-position-horizontal:right;mso-position-horizontal-relative:margin;mso-position-vertical:absolute;mso-position-vertical-relative:text;mso-width-percent:0;mso-height-percent:0;mso-width-relative:margin;mso-height-relative:margin;v-text-anchor:top" o:gfxdata="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" strokecolor="#4472c4 [3204]" strokeweight="5pt">
+                <v:textbox>
+                  <w:txbxContent>
+                    <w:p>
+                      <w:pPr>
+                        <w:jc w:val="center"/>
+                        <w:rPr>
+                          <w:rFonts w:ascii="Times New Roman" w:hAnsi="Times New Roman" w:cs="Times New Roman"/>
+                          <w:sz w:val="32"/>
+                          <w:szCs w:val="32"/>
+                        </w:rPr>
+                      </w:pPr>
+                      <w:r>
+                        <w:rPr>
+                          <w:rFonts w:ascii="Times New Roman" w:hAnsi="Times New Roman" w:cs="Times New Roman"/>
+                          <w:sz w:val="32"/>
+                          <w:szCs w:val="32"/>
+                        </w:rPr>
+                        <w:t>Word</w:t>
+                      </w:r>
+                      <w:r>
+                        <w:rPr>
+                          <w:rFonts w:ascii="Times New Roman" w:hAnsi="Times New Roman" w:cs="Times New Roman"/>
+                          <w:sz w:val="32"/>
+                          <w:szCs w:val="32"/>
+                        </w:rPr>
+                        <w:t xml:space="preserve"> Segmentation</w:t>
+                      </w:r>
+                    </w:p>
+                  </w:txbxContent>
+                </v:textbox>
+                <w10:wrap type="square" anchorx="margin"/>
+              </v:shape>
+            </w:pict>
+          </mc:Fallback>
+        </mc:AlternateContent>
+      </w:r>
+      <w:r>
+        <w:rPr>
+          <w:noProof/>
+        </w:rPr>
+        <mc:AlternateContent>
+          <mc:Choice Requires="wps">
+            <w:drawing>
+              <wp:anchor distT="45720" distB="45720" distL="114300" distR="114300" simplePos="0" relativeHeight="251669504" behindDoc="0" locked="0" layoutInCell="1" allowOverlap="1" wp14:anchorId="5C861B18" wp14:editId="064524AB">
+                <wp:simplePos x="0" y="0"/>
+                <wp:positionH relativeFrom="margin">
+                  <wp:align>right</wp:align>
+                </wp:positionH>
+                <wp:positionV relativeFrom="paragraph">
+                  <wp:posOffset>2433320</wp:posOffset>
+                </wp:positionV>
+                <wp:extent cx="2514600" cy="417830"/>
+                <wp:effectExtent l="19050" t="19050" r="38100" b="39370"/>
+                <wp:wrapSquare wrapText="bothSides"/>
+                <wp:docPr id="9" name="Text Box 2"/>
+                <wp:cNvGraphicFramePr>
+                  <a:graphicFrameLocks xmlns:a="http://schemas.openxmlformats.org/drawingml/2006/main"/>
+                </wp:cNvGraphicFramePr>
+                <a:graphic xmlns:a="http://schemas.openxmlformats.org/drawingml/2006/main">
+                  <a:graphicData uri="http://schemas.microsoft.com/office/word/2010/wordprocessingShape">
+                    <wps:wsp>
+                      <wps:cNvSpPr txBox="1">
+                        <a:spLocks noChangeArrowheads="1"/>
+                      </wps:cNvSpPr>
+                      <wps:spPr bwMode="auto">
+                        <a:xfrm>
+                          <a:off x="0" y="0"/>
+                          <a:ext cx="2514600" cy="417830"/>
+                        </a:xfrm>
+                        <a:prstGeom prst="rect">
+                          <a:avLst/>
+                        </a:prstGeom>
+                        <a:solidFill>
+                          <a:srgbClr val="FFFFFF"/>
+                        </a:solidFill>
+                        <a:ln w="63500">
+                          <a:solidFill>
+                            <a:schemeClr val="accent1"/>
+                          </a:solidFill>
+                          <a:miter lim="800000"/>
+                          <a:headEnd/>
+                          <a:tailEnd/>
+                        </a:ln>
+                      </wps:spPr>
+                      <wps:txbx>
+                        <w:txbxContent>
+                          <w:p>
+                            <w:pPr>
+                              <w:jc w:val="center"/>
+                              <w:rPr>
+                                <w:rFonts w:ascii="Times New Roman" w:hAnsi="Times New Roman" w:cs="Times New Roman"/>
+                                <w:sz w:val="32"/>
+                                <w:szCs w:val="32"/>
+                              </w:rPr>
+                            </w:pPr>
+                            <w:r>
+                              <w:rPr>
+                                <w:rFonts w:ascii="Times New Roman" w:hAnsi="Times New Roman" w:cs="Times New Roman"/>
+                                <w:sz w:val="32"/>
+                                <w:szCs w:val="32"/>
+                              </w:rPr>
+                              <w:t>Line Segmentation</w:t>
+                            </w:r>
+                          </w:p>
+                        </w:txbxContent>
+                      </wps:txbx>
+                      <wps:bodyPr rot="0" vert="horz" wrap="square" lIns="91440" tIns="45720" rIns="91440" bIns="45720" anchor="t" anchorCtr="0">
+                        <a:noAutofit/>
+                      </wps:bodyPr>
+                    </wps:wsp>
+                  </a:graphicData>
+                </a:graphic>
+                <wp14:sizeRelH relativeFrom="margin">
+                  <wp14:pctWidth>0</wp14:pctWidth>
+                </wp14:sizeRelH>
+                <wp14:sizeRelV relativeFrom="margin">
+                  <wp14:pctHeight>0</wp14:pctHeight>
+                </wp14:sizeRelV>
+              </wp:anchor>
+            </w:drawing>
+          </mc:Choice>
+          <mc:Fallback>
+            <w:pict>
+              <v:shape w14:anchorId="5C861B18" id="_x0000_s1028" type="#_x0000_t202" style="position:absolute;margin-left:146.8pt;margin-top:191.6pt;width:198pt;height:32.9pt;z-index:251669504;visibility:visible;mso-wrap-style:square;mso-width-percent:0;mso-height-percent:0;mso-wrap-distance-left:9pt;mso-wrap-distance-top:3.6pt;mso-wrap-distance-right:9pt;mso-wrap-distance-bottom:3.6pt;mso-position-horizontal:right;mso-position-horizontal-relative:margin;mso-position-vertical:absolute;mso-position-vertical-relative:text;mso-width-percent:0;mso-height-percent:0;mso-width-relative:margin;mso-height-relative:margin;v-text-anchor:top" o:gfxdata="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" strokecolor="#4472c4 [3204]" strokeweight="5pt">
+                <v:textbox>
+                  <w:txbxContent>
+                    <w:p>
+                      <w:pPr>
+                        <w:jc w:val="center"/>
+                        <w:rPr>
+                          <w:rFonts w:ascii="Times New Roman" w:hAnsi="Times New Roman" w:cs="Times New Roman"/>
+                          <w:sz w:val="32"/>
+                          <w:szCs w:val="32"/>
+                        </w:rPr>
+                      </w:pPr>
+                      <w:r>
+                        <w:rPr>
+                          <w:rFonts w:ascii="Times New Roman" w:hAnsi="Times New Roman" w:cs="Times New Roman"/>
+                          <w:sz w:val="32"/>
+                          <w:szCs w:val="32"/>
+                        </w:rPr>
+                        <w:t>Line Segmentation</w:t>
+                      </w:r>
+                    </w:p>
+                  </w:txbxContent>
+                </v:textbox>
+                <w10:wrap type="square" anchorx="margin"/>
+              </v:shape>
+            </w:pict>
+          </mc:Fallback>
+        </mc:AlternateContent>
+      </w:r>
+      <w:r>
+        <w:rPr>
+          <w:noProof/>
+        </w:rPr>
+        <w:drawing>
+          <wp:anchor distT="0" distB="0" distL="114300" distR="114300" simplePos="0" relativeHeight="251671552" behindDoc="0" locked="0" layoutInCell="1" allowOverlap="1" wp14:anchorId="5D0A2E8C" wp14:editId="223AFA5E">
+            <wp:simplePos x="0" y="0"/>
+            <wp:positionH relativeFrom="column">
+              <wp:posOffset>4248785</wp:posOffset>
+            </wp:positionH>
+            <wp:positionV relativeFrom="paragraph">
+              <wp:posOffset>3270250</wp:posOffset>
+            </wp:positionV>
+            <wp:extent cx="982345" cy="838200"/>
+            <wp:effectExtent l="0" t="4127" r="0" b="4128"/>
+            <wp:wrapTopAndBottom/>
+            <wp:docPr id="10" name="Graphic 10" descr="Arrow Slight curve"/>
+            <wp:cNvGraphicFramePr>
+              <a:graphicFrameLocks xmlns:a="http://schemas.openxmlformats.org/drawingml/2006/main" noChangeAspect="1"/>
+            </wp:cNvGraphicFramePr>
+            <a:graphic xmlns:a="http://schemas.openxmlformats.org/drawingml/2006/main">
+              <a:graphicData uri="http://schemas.openxmlformats.org/drawingml/2006/picture">
+                <pic:pic xmlns:pic="http://schemas.openxmlformats.org/drawingml/2006/picture">
+                  <pic:nvPicPr>
+                    <pic:cNvPr id="3" name="slightcurve.svg"/>
+                    <pic:cNvPicPr/>
+                  </pic:nvPicPr>
+                  <pic:blipFill>
+                    <a:blip r:embed="rId5">
+                      <a:extLst>
+                        <a:ext uri="{28A0092B-C50C-407E-A947-70E740481C1C}">
+                          <a14:useLocalDpi xmlns:a14="http://schemas.microsoft.com/office/drawing/2010/main" val="0"/>
+                        </a:ext>
+                        <a:ext uri="{96DAC541-7B7A-43D3-8B79-37D633B846F1}">
+                          <asvg:svgBlip xmlns:asvg="http://schemas.microsoft.com/office/drawing/2016/SVG/main" r:embed="rId6"/>
+                        </a:ext>
+                      </a:extLst>
+                    </a:blip>
+                    <a:stretch>
+                      <a:fillRect/>
+                    </a:stretch>
+                  </pic:blipFill>
+                  <pic:spPr>
+                    <a:xfrm rot="5400000">
+                      <a:off x="0" y="0"/>
+                      <a:ext cx="982345" cy="838200"/>
+                    </a:xfrm>
+                    <a:prstGeom prst="rect">
+                      <a:avLst/>
+                    </a:prstGeom>
+                  </pic:spPr>
+                </pic:pic>
+              </a:graphicData>
+            </a:graphic>
+            <wp14:sizeRelH relativeFrom="margin">
+              <wp14:pctWidth>0</wp14:pctWidth>
+            </wp14:sizeRelH>
+            <wp14:sizeRelV relativeFrom="margin">
+              <wp14:pctHeight>0</wp14:pctHeight>
+            </wp14:sizeRelV>
+          </wp:anchor>
+        </w:drawing>
+      </w:r>
+      <w:r>
+        <w:rPr>
+          <w:noProof/>
+        </w:rPr>
+        <w:drawing>
+          <wp:anchor distT="0" distB="0" distL="114300" distR="114300" simplePos="0" relativeHeight="251667456" behindDoc="0" locked="0" layoutInCell="1" allowOverlap="1" wp14:anchorId="428FBD2E" wp14:editId="6E2B6AF2">
+            <wp:simplePos x="0" y="0"/>
+            <wp:positionH relativeFrom="column">
+              <wp:posOffset>4136390</wp:posOffset>
+            </wp:positionH>
+            <wp:positionV relativeFrom="paragraph">
+              <wp:posOffset>1393190</wp:posOffset>
+            </wp:positionV>
+            <wp:extent cx="1097915" cy="936625"/>
+            <wp:effectExtent l="0" t="0" r="0" b="0"/>
+            <wp:wrapTopAndBottom/>
+            <wp:docPr id="8" name="Graphic 8" descr="Arrow Slight curve"/>
+            <wp:cNvGraphicFramePr>
+              <a:graphicFrameLocks xmlns:a="http://schemas.openxmlformats.org/drawingml/2006/main" noChangeAspect="1"/>
+            </wp:cNvGraphicFramePr>
+            <a:graphic xmlns:a="http://schemas.openxmlformats.org/drawingml/2006/main">
+              <a:graphicData uri="http://schemas.openxmlformats.org/drawingml/2006/picture">
+                <pic:pic xmlns:pic="http://schemas.openxmlformats.org/drawingml/2006/picture">
+                  <pic:nvPicPr>
+                    <pic:cNvPr id="3" name="slightcurve.svg"/>
+                    <pic:cNvPicPr/>
+                  </pic:nvPicPr>
+                  <pic:blipFill>
+                    <a:blip r:embed="rId5">
+                      <a:extLst>
+                        <a:ext uri="{28A0092B-C50C-407E-A947-70E740481C1C}">
+                          <a14:useLocalDpi xmlns:a14="http://schemas.microsoft.com/office/drawing/2010/main" val="0"/>
+                        </a:ext>
+                        <a:ext uri="{96DAC541-7B7A-43D3-8B79-37D633B846F1}">
+                          <asvg:svgBlip xmlns:asvg="http://schemas.microsoft.com/office/drawing/2016/SVG/main" r:embed="rId6"/>
+                        </a:ext>
+                      </a:extLst>
+                    </a:blip>
+                    <a:stretch>
+                      <a:fillRect/>
+                    </a:stretch>
+                  </pic:blipFill>
+                  <pic:spPr>
+                    <a:xfrm rot="5400000">
+                      <a:off x="0" y="0"/>
+                      <a:ext cx="1097915" cy="936625"/>
+                    </a:xfrm>
+                    <a:prstGeom prst="rect">
+                      <a:avLst/>
+                    </a:prstGeom>
+                  </pic:spPr>
+                </pic:pic>
+              </a:graphicData>
+            </a:graphic>
+            <wp14:sizeRelH relativeFrom="margin">
+              <wp14:pctWidth>0</wp14:pctWidth>
+            </wp14:sizeRelH>
+            <wp14:sizeRelV relativeFrom="margin">
+              <wp14:pctHeight>0</wp14:pctHeight>
+            </wp14:sizeRelV>
+          </wp:anchor>
+        </w:drawing>
+      </w:r>
+      <w:r>
+        <w:rPr>
+          <w:noProof/>
+        </w:rPr>
+        <mc:AlternateContent>
+          <mc:Choice Requires="wps">
+            <w:drawing>
+              <wp:anchor distT="45720" distB="45720" distL="114300" distR="114300" simplePos="0" relativeHeight="251665408" behindDoc="0" locked="0" layoutInCell="1" allowOverlap="1" wp14:anchorId="4B1CFC80" wp14:editId="3D88F46D">
+                <wp:simplePos x="0" y="0"/>
+                <wp:positionH relativeFrom="margin">
+                  <wp:align>right</wp:align>
+                </wp:positionH>
+                <wp:positionV relativeFrom="paragraph">
+                  <wp:posOffset>412750</wp:posOffset>
+                </wp:positionV>
+                <wp:extent cx="2533650" cy="899160"/>
+                <wp:effectExtent l="0" t="0" r="19050" b="15240"/>
+                <wp:wrapSquare wrapText="bothSides"/>
+                <wp:docPr id="5" name="Text Box 2"/>
+                <wp:cNvGraphicFramePr>
+                  <a:graphicFrameLocks xmlns:a="http://schemas.openxmlformats.org/drawingml/2006/main"/>
+                </wp:cNvGraphicFramePr>
+                <a:graphic xmlns:a="http://schemas.openxmlformats.org/drawingml/2006/main">
+                  <a:graphicData uri="http://schemas.microsoft.com/office/word/2010/wordprocessingShape">
+                    <wps:wsp>
+                      <wps:cNvSpPr txBox="1">
+                        <a:spLocks noChangeArrowheads="1"/>
+                      </wps:cNvSpPr>
+                      <wps:spPr bwMode="auto">
+                        <a:xfrm>
+                          <a:off x="0" y="0"/>
+                          <a:ext cx="2533650" cy="899770"/>
+                        </a:xfrm>
+                        <a:prstGeom prst="rect">
+                          <a:avLst/>
+                        </a:prstGeom>
+                        <a:solidFill>
+                          <a:srgbClr val="FFFFFF"/>
+                        </a:solidFill>
+                        <a:ln w="9525">
+                          <a:solidFill>
+                            <a:schemeClr val="accent1"/>
+                          </a:solidFill>
+                          <a:miter lim="800000"/>
+                          <a:headEnd/>
+                          <a:tailEnd/>
+                        </a:ln>
+                      </wps:spPr>
+                      <wps:txbx>
+                        <w:txbxContent>
+                          <w:p>
+                            <w:pPr>
+                              <w:pStyle w:val="ListParagraph"/>
+                              <w:numPr>
+                                <w:ilvl w:val="0"/>
+                                <w:numId w:val="1"/>
+                              </w:numPr>
+                              <w:rPr>
+                                <w:rFonts w:ascii="Times New Roman" w:hAnsi="Times New Roman" w:cs="Times New Roman"/>
+                                <w:sz w:val="32"/>
+                                <w:szCs w:val="32"/>
+                              </w:rPr>
+                            </w:pPr>
+                            <w:r>
+                              <w:rPr>
+                                <w:rFonts w:ascii="Times New Roman" w:hAnsi="Times New Roman" w:cs="Times New Roman"/>
+                                <w:sz w:val="32"/>
+                                <w:szCs w:val="32"/>
+                              </w:rPr>
+                              <w:t>Gray Scale filtering</w:t>
+                            </w:r>
+                          </w:p>
+                          <w:p>
+                            <w:pPr>
+                              <w:pStyle w:val="ListParagraph"/>
+                              <w:numPr>
+                                <w:ilvl w:val="0"/>
+                                <w:numId w:val="1"/>
+                              </w:numPr>
+                              <w:rPr>
+                                <w:rFonts w:ascii="Times New Roman" w:hAnsi="Times New Roman" w:cs="Times New Roman"/>
+                                <w:sz w:val="32"/>
+                                <w:szCs w:val="32"/>
+                              </w:rPr>
+                            </w:pPr>
+                            <w:r>
+                              <w:rPr>
+                                <w:rFonts w:ascii="Times New Roman" w:hAnsi="Times New Roman" w:cs="Times New Roman"/>
+                                <w:sz w:val="32"/>
+                                <w:szCs w:val="32"/>
+                              </w:rPr>
+                              <w:t>Smoothing</w:t>
+                            </w:r>
+                          </w:p>
+                          <w:p>
+                            <w:pPr>
+                              <w:pStyle w:val="ListParagraph"/>
+                              <w:numPr>
+                                <w:ilvl w:val="0"/>
+                                <w:numId w:val="1"/>
+                              </w:numPr>
+                              <w:rPr>
+                                <w:rFonts w:ascii="Times New Roman" w:hAnsi="Times New Roman" w:cs="Times New Roman"/>
+                                <w:sz w:val="32"/>
+                                <w:szCs w:val="32"/>
+                              </w:rPr>
+                            </w:pPr>
+                            <w:r>
+                              <w:rPr>
+                                <w:rFonts w:ascii="Times New Roman" w:hAnsi="Times New Roman" w:cs="Times New Roman"/>
+                                <w:sz w:val="32"/>
+                                <w:szCs w:val="32"/>
+                              </w:rPr>
+                              <w:t>Binarization</w:t>
+                            </w:r>
+                          </w:p>
+                          <w:p>
+                            <w:pPr>
+                              <w:ind w:left="360"/>
+                              <w:rPr>
+                                <w:rFonts w:ascii="Times New Roman" w:hAnsi="Times New Roman" w:cs="Times New Roman"/>
+                                <w:sz w:val="32"/>
+                                <w:szCs w:val="32"/>
+                              </w:rPr>
+                            </w:pPr>
+                            <w:r>
+                              <w:rPr>
+                                <w:rFonts w:ascii="Times New Roman" w:hAnsi="Times New Roman" w:cs="Times New Roman"/>
+                                <w:sz w:val="32"/>
+                                <w:szCs w:val="32"/>
+                              </w:rPr>
+                              <w:t xml:space="preserve"> </w:t>
+                            </w:r>
+                          </w:p>
+                        </w:txbxContent>
+                      </wps:txbx>
+                      <wps:bodyPr rot="0" vert="horz" wrap="square" lIns="91440" tIns="45720" rIns="91440" bIns="45720" anchor="t" anchorCtr="0">
+                        <a:noAutofit/>
+                      </wps:bodyPr>
+                    </wps:wsp>
+                  </a:graphicData>
+                </a:graphic>
+                <wp14:sizeRelH relativeFrom="margin">
+                  <wp14:pctWidth>0</wp14:pctWidth>
+                </wp14:sizeRelH>
+                <wp14:sizeRelV relativeFrom="margin">
+                  <wp14:pctHeight>0</wp14:pctHeight>
+                </wp14:sizeRelV>
+              </wp:anchor>
+            </w:drawing>
+          </mc:Choice>
+          <mc:Fallback>
+            <w:pict>
+              <v:shape w14:anchorId="4B1CFC80" id="_x0000_s1029" type="#_x0000_t202" style="position:absolute;margin-left:148.3pt;margin-top:32.5pt;width:199.5pt;height:70.8pt;z-index:251665408;visibility:visible;mso-wrap-style:square;mso-width-percent:0;mso-height-percent:0;mso-wrap-distance-left:9pt;mso-wrap-distance-top:3.6pt;mso-wrap-distance-right:9pt;mso-wrap-distance-bottom:3.6pt;mso-position-horizontal:right;mso-position-horizontal-relative:margin;mso-position-vertical:absolute;mso-position-vertical-relative:text;mso-width-percent:0;mso-height-percent:0;mso-width-relative:margin;mso-height-relative:margin;v-text-anchor:top" o:gfxdata="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" strokecolor="#4472c4 [3204]">
+                <v:textbox>
+                  <w:txbxContent>
+                    <w:p>
+                      <w:pPr>
+                        <w:pStyle w:val="ListParagraph"/>
+                        <w:numPr>
+                          <w:ilvl w:val="0"/>
+                          <w:numId w:val="1"/>
+                        </w:numPr>
+                        <w:rPr>
+                          <w:rFonts w:ascii="Times New Roman" w:hAnsi="Times New Roman" w:cs="Times New Roman"/>
+                          <w:sz w:val="32"/>
+                          <w:szCs w:val="32"/>
+                        </w:rPr>
+                      </w:pPr>
+                      <w:r>
+                        <w:rPr>
+                          <w:rFonts w:ascii="Times New Roman" w:hAnsi="Times New Roman" w:cs="Times New Roman"/>
+                          <w:sz w:val="32"/>
+                          <w:szCs w:val="32"/>
+                        </w:rPr>
+                        <w:t>Gray Scale filtering</w:t>
+                      </w:r>
+                    </w:p>
+                    <w:p>
+                      <w:pPr>
+                        <w:pStyle w:val="ListParagraph"/>
+                        <w:numPr>
+                          <w:ilvl w:val="0"/>
+                          <w:numId w:val="1"/>
+                        </w:numPr>
+                        <w:rPr>
+                          <w:rFonts w:ascii="Times New Roman" w:hAnsi="Times New Roman" w:cs="Times New Roman"/>
+                          <w:sz w:val="32"/>
+                          <w:szCs w:val="32"/>
+                        </w:rPr>
+                      </w:pPr>
+                      <w:r>
+                        <w:rPr>
+                          <w:rFonts w:ascii="Times New Roman" w:hAnsi="Times New Roman" w:cs="Times New Roman"/>
+                          <w:sz w:val="32"/>
+                          <w:szCs w:val="32"/>
+                        </w:rPr>
+                        <w:t>Smoothing</w:t>
+                      </w:r>
+                    </w:p>
+                    <w:p>
+                      <w:pPr>
+                        <w:pStyle w:val="ListParagraph"/>
+                        <w:numPr>
+                          <w:ilvl w:val="0"/>
+                          <w:numId w:val="1"/>
+                        </w:numPr>
+                        <w:rPr>
+                          <w:rFonts w:ascii="Times New Roman" w:hAnsi="Times New Roman" w:cs="Times New Roman"/>
+                          <w:sz w:val="32"/>
+                          <w:szCs w:val="32"/>
+                        </w:rPr>
+                      </w:pPr>
+                      <w:r>
+                        <w:rPr>
+                          <w:rFonts w:ascii="Times New Roman" w:hAnsi="Times New Roman" w:cs="Times New Roman"/>
+                          <w:sz w:val="32"/>
+                          <w:szCs w:val="32"/>
+                        </w:rPr>
+                        <w:t>Binarization</w:t>
+                      </w:r>
+                    </w:p>
+                    <w:p>
+                      <w:pPr>
+                        <w:ind w:left="360"/>
+                        <w:rPr>
+                          <w:rFonts w:ascii="Times New Roman" w:hAnsi="Times New Roman" w:cs="Times New Roman"/>
+                          <w:sz w:val="32"/>
+                          <w:szCs w:val="32"/>
+                        </w:rPr>
+                      </w:pPr>
+                      <w:r>
+                        <w:rPr>
+                          <w:rFonts w:ascii="Times New Roman" w:hAnsi="Times New Roman" w:cs="Times New Roman"/>
+                          <w:sz w:val="32"/>
+                          <w:szCs w:val="32"/>
+                        </w:rPr>
+                        <w:t xml:space="preserve"> </w:t>
+                      </w:r>
+                    </w:p>
+                  </w:txbxContent>
+                </v:textbox>
+                <w10:wrap type="square" anchorx="margin"/>
+              </v:shape>
+            </w:pict>
+          </mc:Fallback>
+        </mc:AlternateContent>
+      </w:r>
       <w:r>
         <w:rPr>
           <w:noProof/>
@@ -165,13 +905,13 @@
                     <pic:cNvPicPr/>
                   </pic:nvPicPr>
                   <pic:blipFill>
-                    <a:blip r:embed="rId5">
+                    <a:blip r:embed="rId7">
                       <a:extLst>
                         <a:ext uri="{28A0092B-C50C-407E-A947-70E740481C1C}">
                           <a14:useLocalDpi xmlns:a14="http://schemas.microsoft.com/office/drawing/2010/main" val="0"/>
                         </a:ext>
                         <a:ext uri="{96DAC541-7B7A-43D3-8B79-37D633B846F1}">
-                          <asvg:svgBlip xmlns:asvg="http://schemas.microsoft.com/office/drawing/2016/SVG/main" r:embed="rId6"/>
+                          <asvg:svgBlip xmlns:asvg="http://schemas.microsoft.com/office/drawing/2016/SVG/main" r:embed="rId8"/>
                         </a:ext>
                       </a:extLst>
                     </a:blip>
@@ -228,13 +968,13 @@
                     <pic:cNvPicPr/>
                   </pic:nvPicPr>
                   <pic:blipFill>
-                    <a:blip r:embed="rId7">
+                    <a:blip r:embed="rId5">
                       <a:extLst>
                         <a:ext uri="{28A0092B-C50C-407E-A947-70E740481C1C}">
                           <a14:useLocalDpi xmlns:a14="http://schemas.microsoft.com/office/drawing/2010/main" val="0"/>
                         </a:ext>
                         <a:ext uri="{96DAC541-7B7A-43D3-8B79-37D633B846F1}">
-                          <asvg:svgBlip xmlns:asvg="http://schemas.microsoft.com/office/drawing/2016/SVG/main" r:embed="rId8"/>
+                          <asvg:svgBlip xmlns:asvg="http://schemas.microsoft.com/office/drawing/2016/SVG/main" r:embed="rId9"/>
                         </a:ext>
                       </a:extLst>
                     </a:blip>
@@ -270,7 +1010,7 @@
         <mc:AlternateContent>
           <mc:Choice Requires="wps">
             <w:drawing>
-              <wp:anchor distT="45720" distB="45720" distL="114300" distR="114300" simplePos="0" relativeHeight="251679744" behindDoc="0" locked="0" layoutInCell="1" allowOverlap="1" wp14:anchorId="5A7DE518" wp14:editId="5A2DB694">
+              <wp:anchor distT="45720" distB="45720" distL="114300" distR="114300" simplePos="0" relativeHeight="251679744" behindDoc="0" locked="0" layoutInCell="1" allowOverlap="1" wp14:anchorId="5A7DE518" wp14:editId="446CB11C">
                 <wp:simplePos x="0" y="0"/>
                 <wp:positionH relativeFrom="margin">
                   <wp:posOffset>3390900</wp:posOffset>
@@ -398,7 +1138,7 @@
           </mc:Choice>
           <mc:Fallback>
             <w:pict>
-              <v:shape w14:anchorId="5A7DE518" id="_x0000_s1027" type="#_x0000_t202" style="position:absolute;margin-left:267pt;margin-top:501pt;width:200.25pt;height:68.25pt;z-index:251679744;visibility:visible;mso-wrap-style:square;mso-width-percent:0;mso-height-percent:0;mso-wrap-distance-left:9pt;mso-wrap-distance-top:3.6pt;mso-wrap-distance-right:9pt;mso-wrap-distance-bottom:3.6pt;mso-position-horizontal:absolute;mso-position-horizontal-relative:margin;mso-position-vertical:absolute;mso-position-vertical-relative:text;mso-width-percent:0;mso-height-percent:0;mso-width-relative:margin;mso-height-relative:margin;v-text-anchor:top" o:gfxdata="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" strokecolor="#4472c4 [3204]">
+              <v:shape w14:anchorId="5A7DE518" id="_x0000_s1031" type="#_x0000_t202" style="position:absolute;margin-left:267pt;margin-top:501pt;width:200.25pt;height:68.25pt;z-index:251679744;visibility:visible;mso-wrap-style:square;mso-width-percent:0;mso-height-percent:0;mso-wrap-distance-left:9pt;mso-wrap-distance-top:3.6pt;mso-wrap-distance-right:9pt;mso-wrap-distance-bottom:3.6pt;mso-position-horizontal:absolute;mso-position-horizontal-relative:margin;mso-position-vertical:absolute;mso-position-vertical-relative:text;mso-width-percent:0;mso-height-percent:0;mso-width-relative:margin;mso-height-relative:margin;v-text-anchor:top" o:gfxdata="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" strokecolor="#4472c4 [3204]">
                 <v:textbox>
                   <w:txbxContent>
                     <w:p>
@@ -465,136 +1205,6 @@
                           <w:szCs w:val="32"/>
                         </w:rPr>
                         <w:t xml:space="preserve">Repair Matra Line </w:t>
-                      </w:r>
-                    </w:p>
-                  </w:txbxContent>
-                </v:textbox>
-                <w10:wrap type="square" anchorx="margin"/>
-              </v:shape>
-            </w:pict>
-          </mc:Fallback>
-        </mc:AlternateContent>
-      </w:r>
-      <w:r>
-        <w:rPr>
-          <w:noProof/>
-        </w:rPr>
-        <mc:AlternateContent>
-          <mc:Choice Requires="wps">
-            <w:drawing>
-              <wp:anchor distT="45720" distB="45720" distL="114300" distR="114300" simplePos="0" relativeHeight="251677696" behindDoc="0" locked="0" layoutInCell="1" allowOverlap="1" wp14:anchorId="750315B8" wp14:editId="063184B1">
-                <wp:simplePos x="0" y="0"/>
-                <wp:positionH relativeFrom="margin">
-                  <wp:posOffset>3390900</wp:posOffset>
-                </wp:positionH>
-                <wp:positionV relativeFrom="paragraph">
-                  <wp:posOffset>5978525</wp:posOffset>
-                </wp:positionV>
-                <wp:extent cx="2505075" cy="358775"/>
-                <wp:effectExtent l="19050" t="19050" r="47625" b="41275"/>
-                <wp:wrapSquare wrapText="bothSides"/>
-                <wp:docPr id="13" name="Text Box 2"/>
-                <wp:cNvGraphicFramePr>
-                  <a:graphicFrameLocks xmlns:a="http://schemas.openxmlformats.org/drawingml/2006/main"/>
-                </wp:cNvGraphicFramePr>
-                <a:graphic xmlns:a="http://schemas.openxmlformats.org/drawingml/2006/main">
-                  <a:graphicData uri="http://schemas.microsoft.com/office/word/2010/wordprocessingShape">
-                    <wps:wsp>
-                      <wps:cNvSpPr txBox="1">
-                        <a:spLocks noChangeArrowheads="1"/>
-                      </wps:cNvSpPr>
-                      <wps:spPr bwMode="auto">
-                        <a:xfrm>
-                          <a:off x="0" y="0"/>
-                          <a:ext cx="2505075" cy="358775"/>
-                        </a:xfrm>
-                        <a:prstGeom prst="rect">
-                          <a:avLst/>
-                        </a:prstGeom>
-                        <a:solidFill>
-                          <a:srgbClr val="FFFFFF"/>
-                        </a:solidFill>
-                        <a:ln w="63500">
-                          <a:solidFill>
-                            <a:schemeClr val="accent1"/>
-                          </a:solidFill>
-                          <a:miter lim="800000"/>
-                          <a:headEnd/>
-                          <a:tailEnd/>
-                        </a:ln>
-                      </wps:spPr>
-                      <wps:txbx>
-                        <w:txbxContent>
-                          <w:p>
-                            <w:pPr>
-                              <w:rPr>
-                                <w:rFonts w:ascii="Times New Roman" w:hAnsi="Times New Roman" w:cs="Times New Roman"/>
-                                <w:sz w:val="32"/>
-                                <w:szCs w:val="32"/>
-                              </w:rPr>
-                            </w:pPr>
-                            <w:r>
-                              <w:rPr>
-                                <w:rFonts w:ascii="Times New Roman" w:hAnsi="Times New Roman" w:cs="Times New Roman"/>
-                                <w:sz w:val="32"/>
-                                <w:szCs w:val="32"/>
-                              </w:rPr>
-                              <w:t>Character</w:t>
-                            </w:r>
-                            <w:r>
-                              <w:rPr>
-                                <w:rFonts w:ascii="Times New Roman" w:hAnsi="Times New Roman" w:cs="Times New Roman"/>
-                                <w:sz w:val="32"/>
-                                <w:szCs w:val="32"/>
-                              </w:rPr>
-                              <w:t xml:space="preserve"> Segmentation</w:t>
-                            </w:r>
-                          </w:p>
-                        </w:txbxContent>
-                      </wps:txbx>
-                      <wps:bodyPr rot="0" vert="horz" wrap="square" lIns="91440" tIns="45720" rIns="91440" bIns="45720" anchor="t" anchorCtr="0">
-                        <a:noAutofit/>
-                      </wps:bodyPr>
-                    </wps:wsp>
-                  </a:graphicData>
-                </a:graphic>
-                <wp14:sizeRelH relativeFrom="margin">
-                  <wp14:pctWidth>0</wp14:pctWidth>
-                </wp14:sizeRelH>
-                <wp14:sizeRelV relativeFrom="margin">
-                  <wp14:pctHeight>0</wp14:pctHeight>
-                </wp14:sizeRelV>
-              </wp:anchor>
-            </w:drawing>
-          </mc:Choice>
-          <mc:Fallback>
-            <w:pict>
-              <v:shape w14:anchorId="750315B8" id="_x0000_s1028" type="#_x0000_t202" style="position:absolute;margin-left:267pt;margin-top:470.75pt;width:197.25pt;height:28.25pt;z-index:251677696;visibility:visible;mso-wrap-style:square;mso-width-percent:0;mso-height-percent:0;mso-wrap-distance-left:9pt;mso-wrap-distance-top:3.6pt;mso-wrap-distance-right:9pt;mso-wrap-distance-bottom:3.6pt;mso-position-horizontal:absolute;mso-position-horizontal-relative:margin;mso-position-vertical:absolute;mso-position-vertical-relative:text;mso-width-percent:0;mso-height-percent:0;mso-width-relative:margin;mso-height-relative:margin;v-text-anchor:top" o:gfxdata="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" strokecolor="#4472c4 [3204]" strokeweight="5pt">
-                <v:textbox>
-                  <w:txbxContent>
-                    <w:p>
-                      <w:pPr>
-                        <w:rPr>
-                          <w:rFonts w:ascii="Times New Roman" w:hAnsi="Times New Roman" w:cs="Times New Roman"/>
-                          <w:sz w:val="32"/>
-                          <w:szCs w:val="32"/>
-                        </w:rPr>
-                      </w:pPr>
-                      <w:r>
-                        <w:rPr>
-                          <w:rFonts w:ascii="Times New Roman" w:hAnsi="Times New Roman" w:cs="Times New Roman"/>
-                          <w:sz w:val="32"/>
-                          <w:szCs w:val="32"/>
-                        </w:rPr>
-                        <w:t>Character</w:t>
-                      </w:r>
-                      <w:r>
-                        <w:rPr>
-                          <w:rFonts w:ascii="Times New Roman" w:hAnsi="Times New Roman" w:cs="Times New Roman"/>
-                          <w:sz w:val="32"/>
-                          <w:szCs w:val="32"/>
-                        </w:rPr>
-                        <w:t xml:space="preserve"> Segmentation</w:t>
                       </w:r>
                     </w:p>
                   </w:txbxContent>
@@ -633,13 +1243,13 @@
                     <pic:cNvPicPr/>
                   </pic:nvPicPr>
                   <pic:blipFill>
-                    <a:blip r:embed="rId7">
+                    <a:blip r:embed="rId5">
                       <a:extLst>
                         <a:ext uri="{28A0092B-C50C-407E-A947-70E740481C1C}">
                           <a14:useLocalDpi xmlns:a14="http://schemas.microsoft.com/office/drawing/2010/main" val="0"/>
                         </a:ext>
                         <a:ext uri="{96DAC541-7B7A-43D3-8B79-37D633B846F1}">
-                          <asvg:svgBlip xmlns:asvg="http://schemas.microsoft.com/office/drawing/2016/SVG/main" r:embed="rId8"/>
+                          <asvg:svgBlip xmlns:asvg="http://schemas.microsoft.com/office/drawing/2016/SVG/main" r:embed="rId9"/>
                         </a:ext>
                       </a:extLst>
                     </a:blip>
@@ -675,7 +1285,7 @@
         <mc:AlternateContent>
           <mc:Choice Requires="wps">
             <w:drawing>
-              <wp:anchor distT="45720" distB="45720" distL="114300" distR="114300" simplePos="0" relativeHeight="251691008" behindDoc="0" locked="0" layoutInCell="1" allowOverlap="1" wp14:anchorId="1CA2A358" wp14:editId="5E0D879C">
+              <wp:anchor distT="45720" distB="45720" distL="114300" distR="114300" simplePos="0" relativeHeight="251691008" behindDoc="0" locked="0" layoutInCell="1" allowOverlap="1" wp14:anchorId="1CA2A358" wp14:editId="695004EC">
                 <wp:simplePos x="0" y="0"/>
                 <wp:positionH relativeFrom="margin">
                   <wp:align>right</wp:align>
@@ -776,7 +1386,7 @@
           </mc:Choice>
           <mc:Fallback>
             <w:pict>
-              <v:shape w14:anchorId="1CA2A358" id="_x0000_s1029" type="#_x0000_t202" style="position:absolute;margin-left:148.3pt;margin-top:363.35pt;width:199.5pt;height:34pt;z-index:251691008;visibility:visible;mso-wrap-style:square;mso-width-percent:0;mso-height-percent:0;mso-wrap-distance-left:9pt;mso-wrap-distance-top:3.6pt;mso-wrap-distance-right:9pt;mso-wrap-distance-bottom:3.6pt;mso-position-horizontal:right;mso-position-horizontal-relative:margin;mso-position-vertical:absolute;mso-position-vertical-relative:text;mso-width-percent:0;mso-height-percent:0;mso-width-relative:margin;mso-height-relative:margin;v-text-anchor:top" o:gfxdata="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" strokecolor="#4472c4">
+              <v:shape w14:anchorId="1CA2A358" id="_x0000_s1032" type="#_x0000_t202" style="position:absolute;margin-left:148.3pt;margin-top:363.35pt;width:199.5pt;height:34pt;z-index:251691008;visibility:visible;mso-wrap-style:square;mso-width-percent:0;mso-height-percent:0;mso-wrap-distance-left:9pt;mso-wrap-distance-top:3.6pt;mso-wrap-distance-right:9pt;mso-wrap-distance-bottom:3.6pt;mso-position-horizontal:right;mso-position-horizontal-relative:margin;mso-position-vertical:absolute;mso-position-vertical-relative:text;mso-width-percent:0;mso-height-percent:0;mso-width-relative:margin;mso-height-relative:margin;v-text-anchor:top" o:gfxdata="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" strokecolor="#4472c4">
                 <v:textbox>
                   <w:txbxContent>
                     <w:p>
@@ -833,202 +1443,7 @@
         <mc:AlternateContent>
           <mc:Choice Requires="wps">
             <w:drawing>
-              <wp:anchor distT="45720" distB="45720" distL="114300" distR="114300" simplePos="0" relativeHeight="251673600" behindDoc="0" locked="0" layoutInCell="1" allowOverlap="1" wp14:anchorId="292A6A38" wp14:editId="25D2EA78">
-                <wp:simplePos x="0" y="0"/>
-                <wp:positionH relativeFrom="margin">
-                  <wp:align>right</wp:align>
-                </wp:positionH>
-                <wp:positionV relativeFrom="paragraph">
-                  <wp:posOffset>4217670</wp:posOffset>
-                </wp:positionV>
-                <wp:extent cx="2514600" cy="358775"/>
-                <wp:effectExtent l="19050" t="19050" r="38100" b="41275"/>
-                <wp:wrapSquare wrapText="bothSides"/>
-                <wp:docPr id="11" name="Text Box 2"/>
-                <wp:cNvGraphicFramePr>
-                  <a:graphicFrameLocks xmlns:a="http://schemas.openxmlformats.org/drawingml/2006/main"/>
-                </wp:cNvGraphicFramePr>
-                <a:graphic xmlns:a="http://schemas.openxmlformats.org/drawingml/2006/main">
-                  <a:graphicData uri="http://schemas.microsoft.com/office/word/2010/wordprocessingShape">
-                    <wps:wsp>
-                      <wps:cNvSpPr txBox="1">
-                        <a:spLocks noChangeArrowheads="1"/>
-                      </wps:cNvSpPr>
-                      <wps:spPr bwMode="auto">
-                        <a:xfrm>
-                          <a:off x="0" y="0"/>
-                          <a:ext cx="2514600" cy="358775"/>
-                        </a:xfrm>
-                        <a:prstGeom prst="rect">
-                          <a:avLst/>
-                        </a:prstGeom>
-                        <a:solidFill>
-                          <a:srgbClr val="FFFFFF"/>
-                        </a:solidFill>
-                        <a:ln w="63500">
-                          <a:solidFill>
-                            <a:schemeClr val="accent1"/>
-                          </a:solidFill>
-                          <a:miter lim="800000"/>
-                          <a:headEnd/>
-                          <a:tailEnd/>
-                        </a:ln>
-                      </wps:spPr>
-                      <wps:txbx>
-                        <w:txbxContent>
-                          <w:p>
-                            <w:pPr>
-                              <w:jc w:val="center"/>
-                              <w:rPr>
-                                <w:rFonts w:ascii="Times New Roman" w:hAnsi="Times New Roman" w:cs="Times New Roman"/>
-                                <w:sz w:val="32"/>
-                                <w:szCs w:val="32"/>
-                              </w:rPr>
-                            </w:pPr>
-                            <w:r>
-                              <w:rPr>
-                                <w:rFonts w:ascii="Times New Roman" w:hAnsi="Times New Roman" w:cs="Times New Roman"/>
-                                <w:sz w:val="32"/>
-                                <w:szCs w:val="32"/>
-                              </w:rPr>
-                              <w:t>Word</w:t>
-                            </w:r>
-                            <w:r>
-                              <w:rPr>
-                                <w:rFonts w:ascii="Times New Roman" w:hAnsi="Times New Roman" w:cs="Times New Roman"/>
-                                <w:sz w:val="32"/>
-                                <w:szCs w:val="32"/>
-                              </w:rPr>
-                              <w:t xml:space="preserve"> Segmentation</w:t>
-                            </w:r>
-                          </w:p>
-                        </w:txbxContent>
-                      </wps:txbx>
-                      <wps:bodyPr rot="0" vert="horz" wrap="square" lIns="91440" tIns="45720" rIns="91440" bIns="45720" anchor="t" anchorCtr="0">
-                        <a:noAutofit/>
-                      </wps:bodyPr>
-                    </wps:wsp>
-                  </a:graphicData>
-                </a:graphic>
-                <wp14:sizeRelH relativeFrom="margin">
-                  <wp14:pctWidth>0</wp14:pctWidth>
-                </wp14:sizeRelH>
-                <wp14:sizeRelV relativeFrom="margin">
-                  <wp14:pctHeight>0</wp14:pctHeight>
-                </wp14:sizeRelV>
-              </wp:anchor>
-            </w:drawing>
-          </mc:Choice>
-          <mc:Fallback>
-            <w:pict>
-              <v:shape w14:anchorId="292A6A38" id="_x0000_s1030" type="#_x0000_t202" style="position:absolute;margin-left:146.8pt;margin-top:332.1pt;width:198pt;height:28.25pt;z-index:251673600;visibility:visible;mso-wrap-style:square;mso-width-percent:0;mso-height-percent:0;mso-wrap-distance-left:9pt;mso-wrap-distance-top:3.6pt;mso-wrap-distance-right:9pt;mso-wrap-distance-bottom:3.6pt;mso-position-horizontal:right;mso-position-horizontal-relative:margin;mso-position-vertical:absolute;mso-position-vertical-relative:text;mso-width-percent:0;mso-height-percent:0;mso-width-relative:margin;mso-height-relative:margin;v-text-anchor:top" o:gfxdata="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" strokecolor="#4472c4 [3204]" strokeweight="5pt">
-                <v:textbox>
-                  <w:txbxContent>
-                    <w:p>
-                      <w:pPr>
-                        <w:jc w:val="center"/>
-                        <w:rPr>
-                          <w:rFonts w:ascii="Times New Roman" w:hAnsi="Times New Roman" w:cs="Times New Roman"/>
-                          <w:sz w:val="32"/>
-                          <w:szCs w:val="32"/>
-                        </w:rPr>
-                      </w:pPr>
-                      <w:r>
-                        <w:rPr>
-                          <w:rFonts w:ascii="Times New Roman" w:hAnsi="Times New Roman" w:cs="Times New Roman"/>
-                          <w:sz w:val="32"/>
-                          <w:szCs w:val="32"/>
-                        </w:rPr>
-                        <w:t>Word</w:t>
-                      </w:r>
-                      <w:r>
-                        <w:rPr>
-                          <w:rFonts w:ascii="Times New Roman" w:hAnsi="Times New Roman" w:cs="Times New Roman"/>
-                          <w:sz w:val="32"/>
-                          <w:szCs w:val="32"/>
-                        </w:rPr>
-                        <w:t xml:space="preserve"> Segmentation</w:t>
-                      </w:r>
-                    </w:p>
-                  </w:txbxContent>
-                </v:textbox>
-                <w10:wrap type="square" anchorx="margin"/>
-              </v:shape>
-            </w:pict>
-          </mc:Fallback>
-        </mc:AlternateContent>
-      </w:r>
-      <w:r>
-        <w:rPr>
-          <w:noProof/>
-        </w:rPr>
-        <w:drawing>
-          <wp:anchor distT="0" distB="0" distL="114300" distR="114300" simplePos="0" relativeHeight="251671552" behindDoc="0" locked="0" layoutInCell="1" allowOverlap="1" wp14:anchorId="5D0A2E8C" wp14:editId="05342BB0">
-            <wp:simplePos x="0" y="0"/>
-            <wp:positionH relativeFrom="column">
-              <wp:posOffset>4204335</wp:posOffset>
-            </wp:positionH>
-            <wp:positionV relativeFrom="paragraph">
-              <wp:posOffset>3342640</wp:posOffset>
-            </wp:positionV>
-            <wp:extent cx="982345" cy="838200"/>
-            <wp:effectExtent l="0" t="4127" r="0" b="4128"/>
-            <wp:wrapTopAndBottom/>
-            <wp:docPr id="10" name="Graphic 10" descr="Arrow Slight curve"/>
-            <wp:cNvGraphicFramePr>
-              <a:graphicFrameLocks xmlns:a="http://schemas.openxmlformats.org/drawingml/2006/main" noChangeAspect="1"/>
-            </wp:cNvGraphicFramePr>
-            <a:graphic xmlns:a="http://schemas.openxmlformats.org/drawingml/2006/main">
-              <a:graphicData uri="http://schemas.openxmlformats.org/drawingml/2006/picture">
-                <pic:pic xmlns:pic="http://schemas.openxmlformats.org/drawingml/2006/picture">
-                  <pic:nvPicPr>
-                    <pic:cNvPr id="3" name="slightcurve.svg"/>
-                    <pic:cNvPicPr/>
-                  </pic:nvPicPr>
-                  <pic:blipFill>
-                    <a:blip r:embed="rId7">
-                      <a:extLst>
-                        <a:ext uri="{28A0092B-C50C-407E-A947-70E740481C1C}">
-                          <a14:useLocalDpi xmlns:a14="http://schemas.microsoft.com/office/drawing/2010/main" val="0"/>
-                        </a:ext>
-                        <a:ext uri="{96DAC541-7B7A-43D3-8B79-37D633B846F1}">
-                          <asvg:svgBlip xmlns:asvg="http://schemas.microsoft.com/office/drawing/2016/SVG/main" r:embed="rId9"/>
-                        </a:ext>
-                      </a:extLst>
-                    </a:blip>
-                    <a:stretch>
-                      <a:fillRect/>
-                    </a:stretch>
-                  </pic:blipFill>
-                  <pic:spPr>
-                    <a:xfrm rot="5400000">
-                      <a:off x="0" y="0"/>
-                      <a:ext cx="982345" cy="838200"/>
-                    </a:xfrm>
-                    <a:prstGeom prst="rect">
-                      <a:avLst/>
-                    </a:prstGeom>
-                  </pic:spPr>
-                </pic:pic>
-              </a:graphicData>
-            </a:graphic>
-            <wp14:sizeRelH relativeFrom="margin">
-              <wp14:pctWidth>0</wp14:pctWidth>
-            </wp14:sizeRelH>
-            <wp14:sizeRelV relativeFrom="margin">
-              <wp14:pctHeight>0</wp14:pctHeight>
-            </wp14:sizeRelV>
-          </wp:anchor>
-        </w:drawing>
-      </w:r>
-      <w:r>
-        <w:rPr>
-          <w:noProof/>
-        </w:rPr>
-        <mc:AlternateContent>
-          <mc:Choice Requires="wps">
-            <w:drawing>
-              <wp:anchor distT="45720" distB="45720" distL="114300" distR="114300" simplePos="0" relativeHeight="251688960" behindDoc="0" locked="0" layoutInCell="1" allowOverlap="1" wp14:anchorId="722B71C1" wp14:editId="67234BE7">
+              <wp:anchor distT="45720" distB="45720" distL="114300" distR="114300" simplePos="0" relativeHeight="251688960" behindDoc="0" locked="0" layoutInCell="1" allowOverlap="1" wp14:anchorId="722B71C1" wp14:editId="409C485F">
                 <wp:simplePos x="0" y="0"/>
                 <wp:positionH relativeFrom="margin">
                   <wp:align>right</wp:align>
@@ -1113,7 +1528,7 @@
           </mc:Choice>
           <mc:Fallback>
             <w:pict>
-              <v:shape w14:anchorId="722B71C1" id="_x0000_s1031" type="#_x0000_t202" style="position:absolute;margin-left:148.3pt;margin-top:227pt;width:199.5pt;height:34pt;z-index:251688960;visibility:visible;mso-wrap-style:square;mso-width-percent:0;mso-height-percent:0;mso-wrap-distance-left:9pt;mso-wrap-distance-top:3.6pt;mso-wrap-distance-right:9pt;mso-wrap-distance-bottom:3.6pt;mso-position-horizontal:right;mso-position-horizontal-relative:margin;mso-position-vertical:absolute;mso-position-vertical-relative:text;mso-width-percent:0;mso-height-percent:0;mso-width-relative:margin;mso-height-relative:margin;v-text-anchor:top" o:gfxdata="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" strokecolor="#4472c4">
+              <v:shape w14:anchorId="722B71C1" id="_x0000_s1033" type="#_x0000_t202" style="position:absolute;margin-left:148.3pt;margin-top:227pt;width:199.5pt;height:34pt;z-index:251688960;visibility:visible;mso-wrap-style:square;mso-width-percent:0;mso-height-percent:0;mso-wrap-distance-left:9pt;mso-wrap-distance-top:3.6pt;mso-wrap-distance-right:9pt;mso-wrap-distance-bottom:3.6pt;mso-position-horizontal:right;mso-position-horizontal-relative:margin;mso-position-vertical:absolute;mso-position-vertical-relative:text;mso-width-percent:0;mso-height-percent:0;mso-width-relative:margin;mso-height-relative:margin;v-text-anchor:top" o:gfxdata="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" strokecolor="#4472c4">
                 <v:textbox>
                   <w:txbxContent>
                     <w:p>
@@ -1146,185 +1561,6 @@
             </w:pict>
           </mc:Fallback>
         </mc:AlternateContent>
-      </w:r>
-      <w:r>
-        <w:rPr>
-          <w:noProof/>
-        </w:rPr>
-        <mc:AlternateContent>
-          <mc:Choice Requires="wps">
-            <w:drawing>
-              <wp:anchor distT="45720" distB="45720" distL="114300" distR="114300" simplePos="0" relativeHeight="251669504" behindDoc="0" locked="0" layoutInCell="1" allowOverlap="1" wp14:anchorId="5C861B18" wp14:editId="04A123B0">
-                <wp:simplePos x="0" y="0"/>
-                <wp:positionH relativeFrom="margin">
-                  <wp:posOffset>3390900</wp:posOffset>
-                </wp:positionH>
-                <wp:positionV relativeFrom="paragraph">
-                  <wp:posOffset>2490470</wp:posOffset>
-                </wp:positionV>
-                <wp:extent cx="2514600" cy="358775"/>
-                <wp:effectExtent l="19050" t="19050" r="38100" b="41275"/>
-                <wp:wrapSquare wrapText="bothSides"/>
-                <wp:docPr id="9" name="Text Box 2"/>
-                <wp:cNvGraphicFramePr>
-                  <a:graphicFrameLocks xmlns:a="http://schemas.openxmlformats.org/drawingml/2006/main"/>
-                </wp:cNvGraphicFramePr>
-                <a:graphic xmlns:a="http://schemas.openxmlformats.org/drawingml/2006/main">
-                  <a:graphicData uri="http://schemas.microsoft.com/office/word/2010/wordprocessingShape">
-                    <wps:wsp>
-                      <wps:cNvSpPr txBox="1">
-                        <a:spLocks noChangeArrowheads="1"/>
-                      </wps:cNvSpPr>
-                      <wps:spPr bwMode="auto">
-                        <a:xfrm>
-                          <a:off x="0" y="0"/>
-                          <a:ext cx="2514600" cy="358775"/>
-                        </a:xfrm>
-                        <a:prstGeom prst="rect">
-                          <a:avLst/>
-                        </a:prstGeom>
-                        <a:solidFill>
-                          <a:srgbClr val="FFFFFF"/>
-                        </a:solidFill>
-                        <a:ln w="63500">
-                          <a:solidFill>
-                            <a:schemeClr val="accent1"/>
-                          </a:solidFill>
-                          <a:miter lim="800000"/>
-                          <a:headEnd/>
-                          <a:tailEnd/>
-                        </a:ln>
-                      </wps:spPr>
-                      <wps:txbx>
-                        <w:txbxContent>
-                          <w:p>
-                            <w:pPr>
-                              <w:jc w:val="center"/>
-                              <w:rPr>
-                                <w:rFonts w:ascii="Times New Roman" w:hAnsi="Times New Roman" w:cs="Times New Roman"/>
-                                <w:sz w:val="32"/>
-                                <w:szCs w:val="32"/>
-                              </w:rPr>
-                            </w:pPr>
-                            <w:r>
-                              <w:rPr>
-                                <w:rFonts w:ascii="Times New Roman" w:hAnsi="Times New Roman" w:cs="Times New Roman"/>
-                                <w:sz w:val="32"/>
-                                <w:szCs w:val="32"/>
-                              </w:rPr>
-                              <w:t>Line Segmentation</w:t>
-                            </w:r>
-                          </w:p>
-                        </w:txbxContent>
-                      </wps:txbx>
-                      <wps:bodyPr rot="0" vert="horz" wrap="square" lIns="91440" tIns="45720" rIns="91440" bIns="45720" anchor="t" anchorCtr="0">
-                        <a:noAutofit/>
-                      </wps:bodyPr>
-                    </wps:wsp>
-                  </a:graphicData>
-                </a:graphic>
-                <wp14:sizeRelH relativeFrom="margin">
-                  <wp14:pctWidth>0</wp14:pctWidth>
-                </wp14:sizeRelH>
-                <wp14:sizeRelV relativeFrom="margin">
-                  <wp14:pctHeight>0</wp14:pctHeight>
-                </wp14:sizeRelV>
-              </wp:anchor>
-            </w:drawing>
-          </mc:Choice>
-          <mc:Fallback>
-            <w:pict>
-              <v:shape w14:anchorId="5C861B18" id="_x0000_s1032" type="#_x0000_t202" style="position:absolute;margin-left:267pt;margin-top:196.1pt;width:198pt;height:28.25pt;z-index:251669504;visibility:visible;mso-wrap-style:square;mso-width-percent:0;mso-height-percent:0;mso-wrap-distance-left:9pt;mso-wrap-distance-top:3.6pt;mso-wrap-distance-right:9pt;mso-wrap-distance-bottom:3.6pt;mso-position-horizontal:absolute;mso-position-horizontal-relative:margin;mso-position-vertical:absolute;mso-position-vertical-relative:text;mso-width-percent:0;mso-height-percent:0;mso-width-relative:margin;mso-height-relative:margin;v-text-anchor:top" o:gfxdata="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" strokecolor="#4472c4 [3204]" strokeweight="5pt">
-                <v:textbox>
-                  <w:txbxContent>
-                    <w:p>
-                      <w:pPr>
-                        <w:jc w:val="center"/>
-                        <w:rPr>
-                          <w:rFonts w:ascii="Times New Roman" w:hAnsi="Times New Roman" w:cs="Times New Roman"/>
-                          <w:sz w:val="32"/>
-                          <w:szCs w:val="32"/>
-                        </w:rPr>
-                      </w:pPr>
-                      <w:r>
-                        <w:rPr>
-                          <w:rFonts w:ascii="Times New Roman" w:hAnsi="Times New Roman" w:cs="Times New Roman"/>
-                          <w:sz w:val="32"/>
-                          <w:szCs w:val="32"/>
-                        </w:rPr>
-                        <w:t>Line Segmentation</w:t>
-                      </w:r>
-                    </w:p>
-                  </w:txbxContent>
-                </v:textbox>
-                <w10:wrap type="square" anchorx="margin"/>
-              </v:shape>
-            </w:pict>
-          </mc:Fallback>
-        </mc:AlternateContent>
-      </w:r>
-      <w:r>
-        <w:rPr>
-          <w:noProof/>
-        </w:rPr>
-        <w:drawing>
-          <wp:anchor distT="0" distB="0" distL="114300" distR="114300" simplePos="0" relativeHeight="251667456" behindDoc="0" locked="0" layoutInCell="1" allowOverlap="1" wp14:anchorId="428FBD2E" wp14:editId="0AFF7E1E">
-            <wp:simplePos x="0" y="0"/>
-            <wp:positionH relativeFrom="column">
-              <wp:posOffset>4154170</wp:posOffset>
-            </wp:positionH>
-            <wp:positionV relativeFrom="paragraph">
-              <wp:posOffset>1597660</wp:posOffset>
-            </wp:positionV>
-            <wp:extent cx="982345" cy="838200"/>
-            <wp:effectExtent l="0" t="4127" r="0" b="4128"/>
-            <wp:wrapTopAndBottom/>
-            <wp:docPr id="8" name="Graphic 8" descr="Arrow Slight curve"/>
-            <wp:cNvGraphicFramePr>
-              <a:graphicFrameLocks xmlns:a="http://schemas.openxmlformats.org/drawingml/2006/main" noChangeAspect="1"/>
-            </wp:cNvGraphicFramePr>
-            <a:graphic xmlns:a="http://schemas.openxmlformats.org/drawingml/2006/main">
-              <a:graphicData uri="http://schemas.openxmlformats.org/drawingml/2006/picture">
-                <pic:pic xmlns:pic="http://schemas.openxmlformats.org/drawingml/2006/picture">
-                  <pic:nvPicPr>
-                    <pic:cNvPr id="3" name="slightcurve.svg"/>
-                    <pic:cNvPicPr/>
-                  </pic:nvPicPr>
-                  <pic:blipFill>
-                    <a:blip r:embed="rId7">
-                      <a:extLst>
-                        <a:ext uri="{28A0092B-C50C-407E-A947-70E740481C1C}">
-                          <a14:useLocalDpi xmlns:a14="http://schemas.microsoft.com/office/drawing/2010/main" val="0"/>
-                        </a:ext>
-                        <a:ext uri="{96DAC541-7B7A-43D3-8B79-37D633B846F1}">
-                          <asvg:svgBlip xmlns:asvg="http://schemas.microsoft.com/office/drawing/2016/SVG/main" r:embed="rId9"/>
-                        </a:ext>
-                      </a:extLst>
-                    </a:blip>
-                    <a:stretch>
-                      <a:fillRect/>
-                    </a:stretch>
-                  </pic:blipFill>
-                  <pic:spPr>
-                    <a:xfrm rot="5400000">
-                      <a:off x="0" y="0"/>
-                      <a:ext cx="982345" cy="838200"/>
-                    </a:xfrm>
-                    <a:prstGeom prst="rect">
-                      <a:avLst/>
-                    </a:prstGeom>
-                  </pic:spPr>
-                </pic:pic>
-              </a:graphicData>
-            </a:graphic>
-            <wp14:sizeRelH relativeFrom="margin">
-              <wp14:pctWidth>0</wp14:pctWidth>
-            </wp14:sizeRelH>
-            <wp14:sizeRelV relativeFrom="margin">
-              <wp14:pctHeight>0</wp14:pctHeight>
-            </wp14:sizeRelV>
-          </wp:anchor>
-        </w:drawing>
       </w:r>
       <w:r>
         <w:rPr>
@@ -1354,13 +1590,13 @@
                     <pic:cNvPicPr/>
                   </pic:nvPicPr>
                   <pic:blipFill>
-                    <a:blip r:embed="rId7">
+                    <a:blip r:embed="rId5">
                       <a:extLst>
                         <a:ext uri="{28A0092B-C50C-407E-A947-70E740481C1C}">
                           <a14:useLocalDpi xmlns:a14="http://schemas.microsoft.com/office/drawing/2010/main" val="0"/>
                         </a:ext>
                         <a:ext uri="{96DAC541-7B7A-43D3-8B79-37D633B846F1}">
-                          <asvg:svgBlip xmlns:asvg="http://schemas.microsoft.com/office/drawing/2016/SVG/main" r:embed="rId9"/>
+                          <asvg:svgBlip xmlns:asvg="http://schemas.microsoft.com/office/drawing/2016/SVG/main" r:embed="rId6"/>
                         </a:ext>
                       </a:extLst>
                     </a:blip>
@@ -1394,7 +1630,7 @@
           <w:noProof/>
         </w:rPr>
         <w:drawing>
-          <wp:anchor distT="0" distB="0" distL="114300" distR="114300" simplePos="0" relativeHeight="251658240" behindDoc="0" locked="0" layoutInCell="1" allowOverlap="1" wp14:anchorId="2B92919D" wp14:editId="59AB403C">
+          <wp:anchor distT="0" distB="0" distL="114300" distR="114300" simplePos="0" relativeHeight="251658240" behindDoc="0" locked="0" layoutInCell="1" allowOverlap="1" wp14:anchorId="2B92919D" wp14:editId="2639F3FB">
             <wp:simplePos x="0" y="0"/>
             <wp:positionH relativeFrom="column">
               <wp:posOffset>57150</wp:posOffset>
@@ -1451,326 +1687,6 @@
             </wp14:sizeRelV>
           </wp:anchor>
         </w:drawing>
-      </w:r>
-      <w:r>
-        <w:rPr>
-          <w:noProof/>
-        </w:rPr>
-        <mc:AlternateContent>
-          <mc:Choice Requires="wps">
-            <w:drawing>
-              <wp:anchor distT="45720" distB="45720" distL="114300" distR="114300" simplePos="0" relativeHeight="251665408" behindDoc="0" locked="0" layoutInCell="1" allowOverlap="1" wp14:anchorId="4B1CFC80" wp14:editId="3C0B1574">
-                <wp:simplePos x="0" y="0"/>
-                <wp:positionH relativeFrom="margin">
-                  <wp:align>right</wp:align>
-                </wp:positionH>
-                <wp:positionV relativeFrom="paragraph">
-                  <wp:posOffset>412750</wp:posOffset>
-                </wp:positionV>
-                <wp:extent cx="2533650" cy="1133475"/>
-                <wp:effectExtent l="0" t="0" r="19050" b="28575"/>
-                <wp:wrapSquare wrapText="bothSides"/>
-                <wp:docPr id="5" name="Text Box 2"/>
-                <wp:cNvGraphicFramePr>
-                  <a:graphicFrameLocks xmlns:a="http://schemas.openxmlformats.org/drawingml/2006/main"/>
-                </wp:cNvGraphicFramePr>
-                <a:graphic xmlns:a="http://schemas.openxmlformats.org/drawingml/2006/main">
-                  <a:graphicData uri="http://schemas.microsoft.com/office/word/2010/wordprocessingShape">
-                    <wps:wsp>
-                      <wps:cNvSpPr txBox="1">
-                        <a:spLocks noChangeArrowheads="1"/>
-                      </wps:cNvSpPr>
-                      <wps:spPr bwMode="auto">
-                        <a:xfrm>
-                          <a:off x="0" y="0"/>
-                          <a:ext cx="2533650" cy="1133475"/>
-                        </a:xfrm>
-                        <a:prstGeom prst="rect">
-                          <a:avLst/>
-                        </a:prstGeom>
-                        <a:solidFill>
-                          <a:srgbClr val="FFFFFF"/>
-                        </a:solidFill>
-                        <a:ln w="9525">
-                          <a:solidFill>
-                            <a:schemeClr val="accent1"/>
-                          </a:solidFill>
-                          <a:miter lim="800000"/>
-                          <a:headEnd/>
-                          <a:tailEnd/>
-                        </a:ln>
-                      </wps:spPr>
-                      <wps:txbx>
-                        <w:txbxContent>
-                          <w:p>
-                            <w:pPr>
-                              <w:pStyle w:val="ListParagraph"/>
-                              <w:numPr>
-                                <w:ilvl w:val="0"/>
-                                <w:numId w:val="1"/>
-                              </w:numPr>
-                              <w:rPr>
-                                <w:rFonts w:ascii="Times New Roman" w:hAnsi="Times New Roman" w:cs="Times New Roman"/>
-                                <w:sz w:val="32"/>
-                                <w:szCs w:val="32"/>
-                              </w:rPr>
-                            </w:pPr>
-                            <w:r>
-                              <w:rPr>
-                                <w:rFonts w:ascii="Times New Roman" w:hAnsi="Times New Roman" w:cs="Times New Roman"/>
-                                <w:sz w:val="32"/>
-                                <w:szCs w:val="32"/>
-                              </w:rPr>
-                              <w:t>Gray Scale filtering</w:t>
-                            </w:r>
-                          </w:p>
-                          <w:p>
-                            <w:pPr>
-                              <w:pStyle w:val="ListParagraph"/>
-                              <w:numPr>
-                                <w:ilvl w:val="0"/>
-                                <w:numId w:val="1"/>
-                              </w:numPr>
-                              <w:rPr>
-                                <w:rFonts w:ascii="Times New Roman" w:hAnsi="Times New Roman" w:cs="Times New Roman"/>
-                                <w:sz w:val="32"/>
-                                <w:szCs w:val="32"/>
-                              </w:rPr>
-                            </w:pPr>
-                            <w:r>
-                              <w:rPr>
-                                <w:rFonts w:ascii="Times New Roman" w:hAnsi="Times New Roman" w:cs="Times New Roman"/>
-                                <w:sz w:val="32"/>
-                                <w:szCs w:val="32"/>
-                              </w:rPr>
-                              <w:t>Smoothing</w:t>
-                            </w:r>
-                          </w:p>
-                          <w:p>
-                            <w:pPr>
-                              <w:pStyle w:val="ListParagraph"/>
-                              <w:numPr>
-                                <w:ilvl w:val="0"/>
-                                <w:numId w:val="1"/>
-                              </w:numPr>
-                              <w:rPr>
-                                <w:rFonts w:ascii="Times New Roman" w:hAnsi="Times New Roman" w:cs="Times New Roman"/>
-                                <w:sz w:val="32"/>
-                                <w:szCs w:val="32"/>
-                              </w:rPr>
-                            </w:pPr>
-                            <w:r>
-                              <w:rPr>
-                                <w:rFonts w:ascii="Times New Roman" w:hAnsi="Times New Roman" w:cs="Times New Roman"/>
-                                <w:sz w:val="32"/>
-                                <w:szCs w:val="32"/>
-                              </w:rPr>
-                              <w:t>Binarization</w:t>
-                            </w:r>
-                          </w:p>
-                          <w:p>
-                            <w:pPr>
-                              <w:pStyle w:val="ListParagraph"/>
-                              <w:numPr>
-                                <w:ilvl w:val="0"/>
-                                <w:numId w:val="1"/>
-                              </w:numPr>
-                              <w:rPr>
-                                <w:rFonts w:ascii="Times New Roman" w:hAnsi="Times New Roman" w:cs="Times New Roman"/>
-                                <w:sz w:val="32"/>
-                                <w:szCs w:val="32"/>
-                              </w:rPr>
-                            </w:pPr>
-                            <w:r>
-                              <w:rPr>
-                                <w:rFonts w:ascii="Times New Roman" w:hAnsi="Times New Roman" w:cs="Times New Roman"/>
-                                <w:sz w:val="32"/>
-                                <w:szCs w:val="32"/>
-                              </w:rPr>
-                              <w:t xml:space="preserve">Skew </w:t>
-                            </w:r>
-                            <w:r>
-                              <w:rPr>
-                                <w:rFonts w:ascii="Times New Roman" w:hAnsi="Times New Roman" w:cs="Times New Roman"/>
-                                <w:sz w:val="32"/>
-                                <w:szCs w:val="32"/>
-                              </w:rPr>
-                              <w:t>A</w:t>
-                            </w:r>
-                            <w:r>
-                              <w:rPr>
-                                <w:rFonts w:ascii="Times New Roman" w:hAnsi="Times New Roman" w:cs="Times New Roman"/>
-                                <w:sz w:val="32"/>
-                                <w:szCs w:val="32"/>
-                              </w:rPr>
-                              <w:t xml:space="preserve">ngle </w:t>
-                            </w:r>
-                            <w:r>
-                              <w:rPr>
-                                <w:rFonts w:ascii="Times New Roman" w:hAnsi="Times New Roman" w:cs="Times New Roman"/>
-                                <w:sz w:val="32"/>
-                                <w:szCs w:val="32"/>
-                              </w:rPr>
-                              <w:t>C</w:t>
-                            </w:r>
-                            <w:r>
-                              <w:rPr>
-                                <w:rFonts w:ascii="Times New Roman" w:hAnsi="Times New Roman" w:cs="Times New Roman"/>
-                                <w:sz w:val="32"/>
-                                <w:szCs w:val="32"/>
-                              </w:rPr>
-                              <w:t xml:space="preserve">orrection </w:t>
-                            </w:r>
-                          </w:p>
-                        </w:txbxContent>
-                      </wps:txbx>
-                      <wps:bodyPr rot="0" vert="horz" wrap="square" lIns="91440" tIns="45720" rIns="91440" bIns="45720" anchor="t" anchorCtr="0">
-                        <a:noAutofit/>
-                      </wps:bodyPr>
-                    </wps:wsp>
-                  </a:graphicData>
-                </a:graphic>
-                <wp14:sizeRelH relativeFrom="margin">
-                  <wp14:pctWidth>0</wp14:pctWidth>
-                </wp14:sizeRelH>
-                <wp14:sizeRelV relativeFrom="margin">
-                  <wp14:pctHeight>0</wp14:pctHeight>
-                </wp14:sizeRelV>
-              </wp:anchor>
-            </w:drawing>
-          </mc:Choice>
-          <mc:Fallback>
-            <w:pict>
-              <v:shape w14:anchorId="4B1CFC80" id="_x0000_s1033" type="#_x0000_t202" style="position:absolute;margin-left:148.3pt;margin-top:32.5pt;width:199.5pt;height:89.25pt;z-index:251665408;visibility:visible;mso-wrap-style:square;mso-width-percent:0;mso-height-percent:0;mso-wrap-distance-left:9pt;mso-wrap-distance-top:3.6pt;mso-wrap-distance-right:9pt;mso-wrap-distance-bottom:3.6pt;mso-position-horizontal:right;mso-position-horizontal-relative:margin;mso-position-vertical:absolute;mso-position-vertical-relative:text;mso-width-percent:0;mso-height-percent:0;mso-width-relative:margin;mso-height-relative:margin;v-text-anchor:top" o:gfxdata="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" strokecolor="#4472c4 [3204]">
-                <v:textbox>
-                  <w:txbxContent>
-                    <w:p>
-                      <w:pPr>
-                        <w:pStyle w:val="ListParagraph"/>
-                        <w:numPr>
-                          <w:ilvl w:val="0"/>
-                          <w:numId w:val="1"/>
-                        </w:numPr>
-                        <w:rPr>
-                          <w:rFonts w:ascii="Times New Roman" w:hAnsi="Times New Roman" w:cs="Times New Roman"/>
-                          <w:sz w:val="32"/>
-                          <w:szCs w:val="32"/>
-                        </w:rPr>
-                      </w:pPr>
-                      <w:r>
-                        <w:rPr>
-                          <w:rFonts w:ascii="Times New Roman" w:hAnsi="Times New Roman" w:cs="Times New Roman"/>
-                          <w:sz w:val="32"/>
-                          <w:szCs w:val="32"/>
-                        </w:rPr>
-                        <w:t>Gray Scale filtering</w:t>
-                      </w:r>
-                    </w:p>
-                    <w:p>
-                      <w:pPr>
-                        <w:pStyle w:val="ListParagraph"/>
-                        <w:numPr>
-                          <w:ilvl w:val="0"/>
-                          <w:numId w:val="1"/>
-                        </w:numPr>
-                        <w:rPr>
-                          <w:rFonts w:ascii="Times New Roman" w:hAnsi="Times New Roman" w:cs="Times New Roman"/>
-                          <w:sz w:val="32"/>
-                          <w:szCs w:val="32"/>
-                        </w:rPr>
-                      </w:pPr>
-                      <w:r>
-                        <w:rPr>
-                          <w:rFonts w:ascii="Times New Roman" w:hAnsi="Times New Roman" w:cs="Times New Roman"/>
-                          <w:sz w:val="32"/>
-                          <w:szCs w:val="32"/>
-                        </w:rPr>
-                        <w:t>Smoothing</w:t>
-                      </w:r>
-                    </w:p>
-                    <w:p>
-                      <w:pPr>
-                        <w:pStyle w:val="ListParagraph"/>
-                        <w:numPr>
-                          <w:ilvl w:val="0"/>
-                          <w:numId w:val="1"/>
-                        </w:numPr>
-                        <w:rPr>
-                          <w:rFonts w:ascii="Times New Roman" w:hAnsi="Times New Roman" w:cs="Times New Roman"/>
-                          <w:sz w:val="32"/>
-                          <w:szCs w:val="32"/>
-                        </w:rPr>
-                      </w:pPr>
-                      <w:r>
-                        <w:rPr>
-                          <w:rFonts w:ascii="Times New Roman" w:hAnsi="Times New Roman" w:cs="Times New Roman"/>
-                          <w:sz w:val="32"/>
-                          <w:szCs w:val="32"/>
-                        </w:rPr>
-                        <w:t>Binarization</w:t>
-                      </w:r>
-                    </w:p>
-                    <w:p>
-                      <w:pPr>
-                        <w:pStyle w:val="ListParagraph"/>
-                        <w:numPr>
-                          <w:ilvl w:val="0"/>
-                          <w:numId w:val="1"/>
-                        </w:numPr>
-                        <w:rPr>
-                          <w:rFonts w:ascii="Times New Roman" w:hAnsi="Times New Roman" w:cs="Times New Roman"/>
-                          <w:sz w:val="32"/>
-                          <w:szCs w:val="32"/>
-                        </w:rPr>
-                      </w:pPr>
-                      <w:r>
-                        <w:rPr>
-                          <w:rFonts w:ascii="Times New Roman" w:hAnsi="Times New Roman" w:cs="Times New Roman"/>
-                          <w:sz w:val="32"/>
-                          <w:szCs w:val="32"/>
-                        </w:rPr>
-                        <w:t xml:space="preserve">Skew </w:t>
-                      </w:r>
-                      <w:r>
-                        <w:rPr>
-                          <w:rFonts w:ascii="Times New Roman" w:hAnsi="Times New Roman" w:cs="Times New Roman"/>
-                          <w:sz w:val="32"/>
-                          <w:szCs w:val="32"/>
-                        </w:rPr>
-                        <w:t>A</w:t>
-                      </w:r>
-                      <w:r>
-                        <w:rPr>
-                          <w:rFonts w:ascii="Times New Roman" w:hAnsi="Times New Roman" w:cs="Times New Roman"/>
-                          <w:sz w:val="32"/>
-                          <w:szCs w:val="32"/>
-                        </w:rPr>
-                        <w:t xml:space="preserve">ngle </w:t>
-                      </w:r>
-                      <w:r>
-                        <w:rPr>
-                          <w:rFonts w:ascii="Times New Roman" w:hAnsi="Times New Roman" w:cs="Times New Roman"/>
-                          <w:sz w:val="32"/>
-                          <w:szCs w:val="32"/>
-                        </w:rPr>
-                        <w:t>C</w:t>
-                      </w:r>
-                      <w:r>
-                        <w:rPr>
-                          <w:rFonts w:ascii="Times New Roman" w:hAnsi="Times New Roman" w:cs="Times New Roman"/>
-                          <w:sz w:val="32"/>
-                          <w:szCs w:val="32"/>
-                        </w:rPr>
-                        <w:t xml:space="preserve">orrection </w:t>
-                      </w:r>
-                    </w:p>
-                  </w:txbxContent>
-                </v:textbox>
-                <w10:wrap type="square" anchorx="margin"/>
-              </v:shape>
-            </w:pict>
-          </mc:Fallback>
-        </mc:AlternateContent>
       </w:r>
       <w:r>
         <w:rPr>
